--- a/assets/contracts/youthpolicy/v1/NVIDIA-DGX-Spark-remote-lease-revised.docx
+++ b/assets/contracts/youthpolicy/v1/NVIDIA-DGX-Spark-remote-lease-revised.docx
@@ -3567,7 +3567,7 @@
                 <w:szCs w:val="24"/>
                 <w:lang w:val="en-US" w:eastAsia="zh-CN" w:bidi="ar-SA"/>
               </w:rPr>
-              <w:t>85元/天</w:t>
+              <w:t>49元/天</w:t>
             </w:r>
           </w:p>
         </w:tc>
@@ -3604,7 +3604,7 @@
                 <w:szCs w:val="24"/>
                 <w:lang w:val="en-US" w:eastAsia="zh-CN" w:bidi="ar-SA"/>
               </w:rPr>
-              <w:t>85元</w:t>
+              <w:t>49元</w:t>
             </w:r>
           </w:p>
         </w:tc>
@@ -3770,7 +3770,7 @@
                 <w:szCs w:val="24"/>
                 <w:lang w:val="en-US" w:eastAsia="zh-CN" w:bidi="ar-SA"/>
               </w:rPr>
-              <w:t>520元/周</w:t>
+              <w:t>322元/周</w:t>
             </w:r>
           </w:p>
         </w:tc>
@@ -3807,7 +3807,7 @@
                 <w:szCs w:val="24"/>
                 <w:lang w:val="en-US" w:eastAsia="zh-CN" w:bidi="ar-SA"/>
               </w:rPr>
-              <w:t>74.3元</w:t>
+              <w:t>46元</w:t>
             </w:r>
           </w:p>
         </w:tc>
@@ -3973,7 +3973,7 @@
                 <w:szCs w:val="24"/>
                 <w:lang w:val="en-US" w:eastAsia="zh-CN" w:bidi="ar-SA"/>
               </w:rPr>
-              <w:t>1900元/月</w:t>
+              <w:t>1290元/月</w:t>
             </w:r>
           </w:p>
         </w:tc>
@@ -4010,7 +4010,7 @@
                 <w:szCs w:val="24"/>
                 <w:lang w:val="en-US" w:eastAsia="zh-CN" w:bidi="ar-SA"/>
               </w:rPr>
-              <w:t>63.3元</w:t>
+              <w:t>43元</w:t>
             </w:r>
           </w:p>
         </w:tc>
@@ -4176,7 +4176,7 @@
                 <w:szCs w:val="24"/>
                 <w:lang w:val="en-US" w:eastAsia="zh-CN" w:bidi="ar-SA"/>
               </w:rPr>
-              <w:t>5100元/季</w:t>
+              <w:t>3600元/季</w:t>
             </w:r>
           </w:p>
         </w:tc>
@@ -4213,7 +4213,7 @@
                 <w:szCs w:val="24"/>
                 <w:lang w:val="en-US" w:eastAsia="zh-CN" w:bidi="ar-SA"/>
               </w:rPr>
-              <w:t>56.7元</w:t>
+              <w:t>40元</w:t>
             </w:r>
           </w:p>
         </w:tc>
@@ -4379,7 +4379,7 @@
                 <w:szCs w:val="24"/>
                 <w:lang w:val="en-US" w:eastAsia="zh-CN" w:bidi="ar-SA"/>
               </w:rPr>
-              <w:t>15800元/年</w:t>
+              <w:t>13870元/年</w:t>
             </w:r>
           </w:p>
         </w:tc>
@@ -4416,7 +4416,7 @@
                 <w:szCs w:val="24"/>
                 <w:lang w:val="en-US" w:eastAsia="zh-CN" w:bidi="ar-SA"/>
               </w:rPr>
-              <w:t>43.3元</w:t>
+              <w:t>38元</w:t>
             </w:r>
           </w:p>
         </w:tc>
@@ -4506,7 +4506,7 @@
           <w:szCs w:val="32"/>
           <w:lang w:val="en-US" w:eastAsia="zh-CN" w:bidi="ar-SA"/>
         </w:rPr>
-        <w:t>首单周租特惠价349元/周</w:t>
+        <w:t>首单周租特惠价216元/周</w:t>
       </w:r>
     </w:p>
     <w:p>
@@ -4531,7 +4531,7 @@
           <w:szCs w:val="32"/>
           <w:lang w:val="en-US" w:eastAsia="zh-CN" w:bidi="ar-SA"/>
         </w:rPr>
-        <w:t>首单月租8折，优惠后1520元/月</w:t>
+        <w:t>首单月租8折，优惠后1032元/月</w:t>
       </w:r>
     </w:p>
     <w:p>
@@ -12012,7 +12012,7 @@
                 <w:szCs w:val="24"/>
                 <w:lang w:val="en-US" w:eastAsia="zh-CN" w:bidi="ar-SA"/>
               </w:rPr>
-              <w:t>1.实际使用租金：按日租单价85元/天核算，合计    元</w:t>
+              <w:t>1.实际使用租金：按日租单价49元/天核算，合计    元</w:t>
             </w:r>
           </w:p>
         </w:tc>
@@ -12096,7 +12096,7 @@
                 <w:szCs w:val="24"/>
                 <w:lang w:val="en-US" w:eastAsia="zh-CN" w:bidi="ar-SA"/>
               </w:rPr>
-              <w:t>2.档期空置违约金：1个月标准租金1900元</w:t>
+              <w:t>2.档期空置违约金：1个月标准租金1290元</w:t>
             </w:r>
           </w:p>
         </w:tc>
